--- a/lessons/8-6/readiness/practice.docx
+++ b/lessons/8-6/readiness/practice.docx
@@ -14,7 +14,7 @@
           <w:sz w:val="36"/>
           <w:szCs w:val="36"/>
         </w:rPr>
-        <w:t xml:space="preserve">Get Ready: Display Data: Histograms</w:t>
+        <w:t xml:space="preserve">Get Ready: Solve and Graph Inequalities</w:t>
       </w:r>
     </w:p>
     <w:p>
@@ -29,7 +29,7 @@
           <w:sz w:val="20"/>
           <w:szCs w:val="20"/>
         </w:rPr>
-        <w:t xml:space="preserve">Readiness practice for Lesson 8-6  ·  Builds toward 6.SP.4</w:t>
+        <w:t xml:space="preserve">Readiness practice for Lesson 7-6  ·  Builds toward 6.EE.5</w:t>
       </w:r>
     </w:p>
     <w:p>
@@ -68,7 +68,7 @@
           <w:sz w:val="22"/>
           <w:szCs w:val="22"/>
         </w:rPr>
-        <w:t xml:space="preserve">A histogram sorts data into number ranges (bins) and shows how many fall in each as a bar. So you need to be warm at counting/tallying, reading a bar's height, adding the counts, and telling which range a number belongs in.</w:t>
+        <w:t xml:space="preserve">To solve and graph an inequality, you test numbers to see which make it true, then place them on a number line — that runs on substituting to check and number line basics. Warm up both and this lesson clicks.</w:t>
       </w:r>
     </w:p>
     <w:p>
@@ -81,7 +81,7 @@
           <w:sz w:val="20"/>
           <w:szCs w:val="20"/>
         </w:rPr>
-        <w:t xml:space="preserve">Skills you'll warm up: Counting and tallying  ·  Reading a bar's height  ·  Adding the counts  ·  Sorting a number into a range</w:t>
+        <w:t xml:space="preserve">Skills you'll warm up: Substituting a number to check  ·  Comparing with &lt; and &gt;  ·  Number line basics (order)  ·  Reading at least / at most</w:t>
       </w:r>
     </w:p>
     <w:p>
@@ -124,19 +124,32 @@
           <w:sz w:val="20"/>
           <w:szCs w:val="20"/>
         </w:rPr>
-        <w:t xml:space="preserve">Read one bar at a time.</w:t>
-      </w:r>
-    </w:p>
-    <w:p>
-      <w:pPr>
-        <w:spacing w:after="40" w:before="0"/>
-      </w:pPr>
-      <w:r>
-        <w:rPr>
-          <w:sz w:val="22"/>
-          <w:szCs w:val="22"/>
-        </w:rPr>
-        <w:t xml:space="preserve">1.  A bar reaches the line marked 3. How many does it count?</w:t>
+        <w:t xml:space="preserve">Substitute and decide true or false.</w:t>
+      </w:r>
+    </w:p>
+    <w:p>
+      <w:pPr>
+        <w:spacing w:after="40" w:before="0"/>
+      </w:pPr>
+      <w:r>
+        <w:rPr>
+          <w:sz w:val="22"/>
+          <w:szCs w:val="22"/>
+        </w:rPr>
+        <w:t xml:space="preserve">1.  Is 7 &gt; 2 true?</w:t>
+      </w:r>
+    </w:p>
+    <w:p>
+      <w:pPr>
+        <w:spacing w:after="40" w:before="0"/>
+      </w:pPr>
+      <w:r>
+        <w:rPr>
+          <w:color w:val="5E6E7E"/>
+          <w:sz w:val="20"/>
+          <w:szCs w:val="20"/>
+        </w:rPr>
+        <w:t xml:space="preserve">     choices: True   /   False</w:t>
       </w:r>
     </w:p>
     <w:p>
@@ -159,7 +172,20 @@
           <w:sz w:val="22"/>
           <w:szCs w:val="22"/>
         </w:rPr>
-        <w:t xml:space="preserve">2.  Another bar reaches 2. How many does it count?</w:t>
+        <w:t xml:space="preserve">2.  Is 3 &lt; 1 true?</w:t>
+      </w:r>
+    </w:p>
+    <w:p>
+      <w:pPr>
+        <w:spacing w:after="40" w:before="0"/>
+      </w:pPr>
+      <w:r>
+        <w:rPr>
+          <w:color w:val="5E6E7E"/>
+          <w:sz w:val="20"/>
+          <w:szCs w:val="20"/>
+        </w:rPr>
+        <w:t xml:space="preserve">     choices: True   /   False</w:t>
       </w:r>
     </w:p>
     <w:p>
@@ -182,7 +208,20 @@
           <w:sz w:val="22"/>
           <w:szCs w:val="22"/>
         </w:rPr>
-        <w:t xml:space="preserve">3.  Add the two bars: 3 + 2 = ___</w:t>
+        <w:t xml:space="preserve">3.  Put x = 4 into x &lt; 6. Is it true?</w:t>
+      </w:r>
+    </w:p>
+    <w:p>
+      <w:pPr>
+        <w:spacing w:after="40" w:before="0"/>
+      </w:pPr>
+      <w:r>
+        <w:rPr>
+          <w:color w:val="5E6E7E"/>
+          <w:sz w:val="20"/>
+          <w:szCs w:val="20"/>
+        </w:rPr>
+        <w:t xml:space="preserve">     choices: True — 4 &lt; 6   /   False</w:t>
       </w:r>
     </w:p>
     <w:p>
@@ -222,19 +261,19 @@
           <w:sz w:val="20"/>
           <w:szCs w:val="20"/>
         </w:rPr>
-        <w:t xml:space="preserve">Sort numbers into bins, then count.</w:t>
-      </w:r>
-    </w:p>
-    <w:p>
-      <w:pPr>
-        <w:spacing w:after="40" w:before="0"/>
-      </w:pPr>
-      <w:r>
-        <w:rPr>
-          <w:sz w:val="22"/>
-          <w:szCs w:val="22"/>
-        </w:rPr>
-        <w:t xml:space="preserve">1.  Which bin does the value 8 go in?</w:t>
+        <w:t xml:space="preserve">Find a solution.</w:t>
+      </w:r>
+    </w:p>
+    <w:p>
+      <w:pPr>
+        <w:spacing w:after="40" w:before="0"/>
+      </w:pPr>
+      <w:r>
+        <w:rPr>
+          <w:sz w:val="22"/>
+          <w:szCs w:val="22"/>
+        </w:rPr>
+        <w:t xml:space="preserve">1.  Which number is a solution of n &gt; 5?</w:t>
       </w:r>
     </w:p>
     <w:p>
@@ -247,7 +286,7 @@
           <w:sz w:val="20"/>
           <w:szCs w:val="20"/>
         </w:rPr>
-        <w:t xml:space="preserve">     choices: 0–9   /   10–19   /   20–29</w:t>
+        <w:t xml:space="preserve">     choices: 2   /   8   /   5</w:t>
       </w:r>
     </w:p>
     <w:p>
@@ -270,7 +309,20 @@
           <w:sz w:val="22"/>
           <w:szCs w:val="22"/>
         </w:rPr>
-        <w:t xml:space="preserve">2.  Three bars count 4, 2, and 3. What is the total number of values?</w:t>
+        <w:t xml:space="preserve">2.  Which number is a solution of n &lt; 3?</w:t>
+      </w:r>
+    </w:p>
+    <w:p>
+      <w:pPr>
+        <w:spacing w:after="40" w:before="0"/>
+      </w:pPr>
+      <w:r>
+        <w:rPr>
+          <w:color w:val="5E6E7E"/>
+          <w:sz w:val="20"/>
+          <w:szCs w:val="20"/>
+        </w:rPr>
+        <w:t xml:space="preserve">     choices: 1   /   3   /   5</w:t>
       </w:r>
     </w:p>
     <w:p>
@@ -310,19 +362,32 @@
           <w:sz w:val="20"/>
           <w:szCs w:val="20"/>
         </w:rPr>
-        <w:t xml:space="preserve">Build counts from data.</w:t>
-      </w:r>
-    </w:p>
-    <w:p>
-      <w:pPr>
-        <w:spacing w:after="40" w:before="0"/>
-      </w:pPr>
-      <w:r>
-        <w:rPr>
-          <w:sz w:val="22"/>
-          <w:szCs w:val="22"/>
-        </w:rPr>
-        <w:t xml:space="preserve">1.  These values are 0–9: 3, 5, 8, 1. How many values are in the 0–9 bin?</w:t>
+        <w:t xml:space="preserve">Test the boundary number.</w:t>
+      </w:r>
+    </w:p>
+    <w:p>
+      <w:pPr>
+        <w:spacing w:after="40" w:before="0"/>
+      </w:pPr>
+      <w:r>
+        <w:rPr>
+          <w:sz w:val="22"/>
+          <w:szCs w:val="22"/>
+        </w:rPr>
+        <w:t xml:space="preserve">1.  Is 2 a solution of n &gt; 2?</w:t>
+      </w:r>
+    </w:p>
+    <w:p>
+      <w:pPr>
+        <w:spacing w:after="40" w:before="0"/>
+      </w:pPr>
+      <w:r>
+        <w:rPr>
+          <w:color w:val="5E6E7E"/>
+          <w:sz w:val="20"/>
+          <w:szCs w:val="20"/>
+        </w:rPr>
+        <w:t xml:space="preserve">     choices: Yes   /   No — 2 is not greater than 2</w:t>
       </w:r>
     </w:p>
     <w:p>
@@ -345,7 +410,20 @@
           <w:sz w:val="22"/>
           <w:szCs w:val="22"/>
         </w:rPr>
-        <w:t xml:space="preserve">2.  Histogram bars: 2, 4, 6, 3. What is the total number of values?</w:t>
+        <w:t xml:space="preserve">2.  "At least 5" means a number that is…</w:t>
+      </w:r>
+    </w:p>
+    <w:p>
+      <w:pPr>
+        <w:spacing w:after="40" w:before="0"/>
+      </w:pPr>
+      <w:r>
+        <w:rPr>
+          <w:color w:val="5E6E7E"/>
+          <w:sz w:val="20"/>
+          <w:szCs w:val="20"/>
+        </w:rPr>
+        <w:t xml:space="preserve">     choices: 5 or more   /   less than 5</w:t>
       </w:r>
     </w:p>
     <w:p>
@@ -383,7 +461,7 @@
           <w:sz w:val="22"/>
           <w:szCs w:val="22"/>
         </w:rPr>
-        <w:t xml:space="preserve">1.  Which bin does the value 23 belong in?</w:t>
+        <w:t xml:space="preserve">1.  Which number is a solution of n &gt; 6?</w:t>
       </w:r>
     </w:p>
     <w:p>
@@ -396,7 +474,7 @@
           <w:sz w:val="20"/>
           <w:szCs w:val="20"/>
         </w:rPr>
-        <w:t xml:space="preserve">     choices: 10–19   /   20–29</w:t>
+        <w:t xml:space="preserve">     choices: 1   /   6   /   9</w:t>
       </w:r>
     </w:p>
     <w:p>
@@ -419,7 +497,20 @@
           <w:sz w:val="22"/>
           <w:szCs w:val="22"/>
         </w:rPr>
-        <w:t xml:space="preserve">2.  Histogram bars count 5, 1, 4. What is the total?</w:t>
+        <w:t xml:space="preserve">2.  Is x = 3 a solution of x &lt; 3?</w:t>
+      </w:r>
+    </w:p>
+    <w:p>
+      <w:pPr>
+        <w:spacing w:after="40" w:before="0"/>
+      </w:pPr>
+      <w:r>
+        <w:rPr>
+          <w:color w:val="5E6E7E"/>
+          <w:sz w:val="20"/>
+          <w:szCs w:val="20"/>
+        </w:rPr>
+        <w:t xml:space="preserve">     choices: Yes   /   No — 3 is not less than 3</w:t>
       </w:r>
     </w:p>
     <w:p>
@@ -445,7 +536,7 @@
           <w:sz w:val="20"/>
           <w:szCs w:val="20"/>
         </w:rPr>
-        <w:t xml:space="preserve">When you've finished, open Lesson 8-6 and dive in!</w:t>
+        <w:t xml:space="preserve">When you've finished, open Lesson 7-6 and dive in!</w:t>
       </w:r>
     </w:p>
     <w:p>
@@ -492,7 +583,7 @@
           <w:sz w:val="20"/>
           <w:szCs w:val="20"/>
         </w:rPr>
-        <w:t xml:space="preserve">1. 3</w:t>
+        <w:t xml:space="preserve">1. True</w:t>
       </w:r>
     </w:p>
     <w:p>
@@ -504,7 +595,7 @@
           <w:sz w:val="20"/>
           <w:szCs w:val="20"/>
         </w:rPr>
-        <w:t xml:space="preserve">2. 2</w:t>
+        <w:t xml:space="preserve">2. False</w:t>
       </w:r>
     </w:p>
     <w:p>
@@ -516,7 +607,7 @@
           <w:sz w:val="20"/>
           <w:szCs w:val="20"/>
         </w:rPr>
-        <w:t xml:space="preserve">3. 5</w:t>
+        <w:t xml:space="preserve">3. True — 4 &lt; 6</w:t>
       </w:r>
     </w:p>
     <w:p>
@@ -543,7 +634,7 @@
           <w:sz w:val="20"/>
           <w:szCs w:val="20"/>
         </w:rPr>
-        <w:t xml:space="preserve">1. 0–9</w:t>
+        <w:t xml:space="preserve">1. 8</w:t>
       </w:r>
     </w:p>
     <w:p>
@@ -555,7 +646,7 @@
           <w:sz w:val="20"/>
           <w:szCs w:val="20"/>
         </w:rPr>
-        <w:t xml:space="preserve">2. 9</w:t>
+        <w:t xml:space="preserve">2. 1</w:t>
       </w:r>
     </w:p>
     <w:p>
@@ -582,7 +673,7 @@
           <w:sz w:val="20"/>
           <w:szCs w:val="20"/>
         </w:rPr>
-        <w:t xml:space="preserve">1. 4</w:t>
+        <w:t xml:space="preserve">1. No — 2 is not greater than 2</w:t>
       </w:r>
     </w:p>
     <w:p>
@@ -594,7 +685,7 @@
           <w:sz w:val="20"/>
           <w:szCs w:val="20"/>
         </w:rPr>
-        <w:t xml:space="preserve">2. 15</w:t>
+        <w:t xml:space="preserve">2. 5 or more</w:t>
       </w:r>
     </w:p>
     <w:p>
@@ -621,7 +712,7 @@
           <w:sz w:val="20"/>
           <w:szCs w:val="20"/>
         </w:rPr>
-        <w:t xml:space="preserve">1. 20–29</w:t>
+        <w:t xml:space="preserve">1. 9</w:t>
       </w:r>
     </w:p>
     <w:p>
@@ -633,7 +724,7 @@
           <w:sz w:val="20"/>
           <w:szCs w:val="20"/>
         </w:rPr>
-        <w:t xml:space="preserve">2. 10</w:t>
+        <w:t xml:space="preserve">2. No — 3 is not less than 3</w:t>
       </w:r>
     </w:p>
     <w:sectPr>
